--- a/doc/CV_Ajay.docx
+++ b/doc/CV_Ajay.docx
@@ -3004,8 +3004,7 @@
     </w:p>
     <w:p>
       <w:pPr>
-        <w:spacing w:after="0"/>
-        <w:contextualSpacing/>
+        <w:spacing w:after="120"/>
         <w:rPr>
           <w:rFonts w:ascii="Bell MT" w:hAnsi="Bell MT" w:cs="Times New Roman"/>
           <w:b/>
@@ -3104,6 +3103,129 @@
       <w:r>
         <w:rPr>
           <w:rFonts w:ascii="Times New Roman" w:hAnsi="Times New Roman" w:cs="Times New Roman"/>
+          <w:sz w:val="20"/>
+          <w:szCs w:val="20"/>
+        </w:rPr>
+        <w:t>**</w:t>
+      </w:r>
+      <w:proofErr w:type="spellStart"/>
+      <w:r>
+        <w:rPr>
+          <w:rFonts w:ascii="Times New Roman" w:hAnsi="Times New Roman" w:cs="Times New Roman"/>
+          <w:sz w:val="20"/>
+          <w:szCs w:val="20"/>
+        </w:rPr>
+        <w:t>Mohayeminul</w:t>
+      </w:r>
+      <w:proofErr w:type="spellEnd"/>
+      <w:r>
+        <w:rPr>
+          <w:rFonts w:ascii="Times New Roman" w:hAnsi="Times New Roman" w:cs="Times New Roman"/>
+          <w:sz w:val="20"/>
+          <w:szCs w:val="20"/>
+        </w:rPr>
+        <w:t xml:space="preserve"> Islam, </w:t>
+      </w:r>
+      <w:r>
+        <w:rPr>
+          <w:rFonts w:ascii="Times New Roman" w:hAnsi="Times New Roman" w:cs="Times New Roman"/>
+          <w:b/>
+          <w:bCs/>
+          <w:sz w:val="20"/>
+          <w:szCs w:val="20"/>
+        </w:rPr>
+        <w:t>Ajay Kumar Jha</w:t>
+      </w:r>
+      <w:r>
+        <w:rPr>
+          <w:rFonts w:ascii="Times New Roman" w:hAnsi="Times New Roman" w:cs="Times New Roman"/>
+          <w:sz w:val="20"/>
+          <w:szCs w:val="20"/>
+        </w:rPr>
+        <w:t xml:space="preserve">, May Mahmoud, and Sarah </w:t>
+      </w:r>
+      <w:proofErr w:type="spellStart"/>
+      <w:r>
+        <w:rPr>
+          <w:rFonts w:ascii="Times New Roman" w:hAnsi="Times New Roman" w:cs="Times New Roman"/>
+          <w:sz w:val="20"/>
+          <w:szCs w:val="20"/>
+        </w:rPr>
+        <w:t>Nadi</w:t>
+      </w:r>
+      <w:proofErr w:type="spellEnd"/>
+      <w:r>
+        <w:rPr>
+          <w:rFonts w:ascii="Times New Roman" w:hAnsi="Times New Roman" w:cs="Times New Roman"/>
+          <w:sz w:val="20"/>
+          <w:szCs w:val="20"/>
+        </w:rPr>
+        <w:t>.</w:t>
+      </w:r>
+      <w:r>
+        <w:rPr>
+          <w:rFonts w:ascii="Times New Roman" w:hAnsi="Times New Roman" w:cs="Times New Roman"/>
+          <w:sz w:val="20"/>
+          <w:szCs w:val="20"/>
+        </w:rPr>
+        <w:t xml:space="preserve"> </w:t>
+      </w:r>
+      <w:proofErr w:type="spellStart"/>
+      <w:r>
+        <w:rPr>
+          <w:rFonts w:ascii="Times New Roman" w:hAnsi="Times New Roman" w:cs="Times New Roman"/>
+          <w:sz w:val="20"/>
+          <w:szCs w:val="20"/>
+        </w:rPr>
+        <w:t>MigrateLib</w:t>
+      </w:r>
+      <w:proofErr w:type="spellEnd"/>
+      <w:r>
+        <w:rPr>
+          <w:rFonts w:ascii="Times New Roman" w:hAnsi="Times New Roman" w:cs="Times New Roman"/>
+          <w:sz w:val="20"/>
+          <w:szCs w:val="20"/>
+        </w:rPr>
+        <w:t xml:space="preserve">: A Tool for End-to-End Python Library Migration. </w:t>
+      </w:r>
+      <w:r>
+        <w:rPr>
+          <w:rFonts w:ascii="Times New Roman" w:hAnsi="Times New Roman" w:cs="Times New Roman"/>
+          <w:i/>
+          <w:iCs/>
+          <w:sz w:val="20"/>
+          <w:szCs w:val="20"/>
+        </w:rPr>
+        <w:t>Empirical Software Engineering (EMSE)</w:t>
+      </w:r>
+      <w:r>
+        <w:rPr>
+          <w:rFonts w:ascii="Times New Roman" w:hAnsi="Times New Roman" w:cs="Times New Roman"/>
+          <w:sz w:val="20"/>
+          <w:szCs w:val="20"/>
+        </w:rPr>
+        <w:t>, 2026.</w:t>
+      </w:r>
+    </w:p>
+    <w:p>
+      <w:pPr>
+        <w:pStyle w:val="ListParagraph"/>
+        <w:numPr>
+          <w:ilvl w:val="0"/>
+          <w:numId w:val="1"/>
+        </w:numPr>
+        <w:spacing w:after="60"/>
+        <w:contextualSpacing w:val="0"/>
+        <w:jc w:val="both"/>
+        <w:rPr>
+          <w:rFonts w:ascii="Times New Roman" w:hAnsi="Times New Roman" w:cs="Times New Roman"/>
+          <w:sz w:val="20"/>
+          <w:szCs w:val="20"/>
+        </w:rPr>
+      </w:pPr>
+      <w:r>
+        <w:rPr>
+          <w:rFonts w:ascii="Times New Roman" w:hAnsi="Times New Roman" w:cs="Times New Roman"/>
           <w:b/>
           <w:bCs/>
           <w:sz w:val="20"/>
@@ -3117,8 +3239,18 @@
           <w:sz w:val="20"/>
           <w:szCs w:val="20"/>
         </w:rPr>
-        <w:t>David Owuor</w:t>
-      </w:r>
+        <w:t xml:space="preserve">David </w:t>
+      </w:r>
+      <w:proofErr w:type="spellStart"/>
+      <w:r>
+        <w:rPr>
+          <w:rFonts w:ascii="Times New Roman" w:hAnsi="Times New Roman" w:cs="Times New Roman"/>
+          <w:sz w:val="20"/>
+          <w:szCs w:val="20"/>
+        </w:rPr>
+        <w:t>Owuor</w:t>
+      </w:r>
+      <w:proofErr w:type="spellEnd"/>
       <w:r>
         <w:rPr>
           <w:rFonts w:ascii="Times New Roman" w:hAnsi="Times New Roman" w:cs="Times New Roman"/>
@@ -5761,6 +5893,7 @@
           <w:sz w:val="20"/>
           <w:szCs w:val="20"/>
         </w:rPr>
+        <w:lastRenderedPageBreak/>
         <w:t>Ajay Kumar Jha</w:t>
       </w:r>
       <w:r>
@@ -5934,7 +6067,6 @@
           <w:sz w:val="20"/>
           <w:szCs w:val="20"/>
         </w:rPr>
-        <w:lastRenderedPageBreak/>
         <w:t>Ajay Kumar Jha</w:t>
       </w:r>
       <w:r>
@@ -6903,7 +7035,7 @@
           <w:ilvl w:val="0"/>
           <w:numId w:val="1"/>
         </w:numPr>
-        <w:spacing w:after="240"/>
+        <w:spacing w:after="360"/>
         <w:contextualSpacing w:val="0"/>
         <w:jc w:val="both"/>
         <w:rPr>
@@ -7043,7 +7175,7 @@
     </w:p>
     <w:p>
       <w:pPr>
-        <w:spacing w:after="0"/>
+        <w:spacing w:after="60"/>
         <w:rPr>
           <w:rFonts w:ascii="Bell MT" w:hAnsi="Bell MT" w:cs="Times New Roman"/>
           <w:b/>
@@ -7084,8 +7216,7 @@
     </w:p>
     <w:p>
       <w:pPr>
-        <w:spacing w:after="0"/>
-        <w:contextualSpacing/>
+        <w:spacing w:after="60"/>
         <w:rPr>
           <w:rFonts w:ascii="Times New Roman" w:hAnsi="Times New Roman" w:cs="Times New Roman"/>
           <w:b/>
@@ -7216,6 +7347,7 @@
           <w:numId w:val="13"/>
         </w:numPr>
         <w:spacing w:after="60"/>
+        <w:contextualSpacing w:val="0"/>
         <w:rPr>
           <w:rFonts w:ascii="Times New Roman" w:hAnsi="Times New Roman" w:cs="Times New Roman"/>
           <w:sz w:val="20"/>
@@ -8370,8 +8502,7 @@
     </w:p>
     <w:p>
       <w:pPr>
-        <w:spacing w:after="60"/>
-        <w:contextualSpacing/>
+        <w:spacing w:after="120"/>
         <w:rPr>
           <w:rFonts w:ascii="Bell MT" w:hAnsi="Bell MT" w:cs="Times New Roman"/>
           <w:b/>
@@ -8387,6 +8518,7 @@
           <w:sz w:val="24"/>
           <w:szCs w:val="24"/>
         </w:rPr>
+        <w:lastRenderedPageBreak/>
         <w:t>Teaching</w:t>
       </w:r>
       <w:r>
@@ -8417,17 +8549,7 @@
           <w:sz w:val="20"/>
           <w:szCs w:val="20"/>
         </w:rPr>
-        <w:t xml:space="preserve">Course materials are available: </w:t>
-      </w:r>
-      <w:r>
-        <w:rPr>
-          <w:rFonts w:ascii="Bell MT" w:hAnsi="Bell MT" w:cs="Times New Roman"/>
-          <w:b/>
-          <w:color w:val="0070C0"/>
-          <w:sz w:val="20"/>
-          <w:szCs w:val="20"/>
-        </w:rPr>
-        <w:t>https://hifromajay.github.io/teaching.html</w:t>
+        <w:t>Course materials are available: https://hifromajay.github.io/teaching.html</w:t>
       </w:r>
       <w:r>
         <w:rPr>
@@ -8443,7 +8565,6 @@
     <w:p>
       <w:pPr>
         <w:spacing w:after="60"/>
-        <w:contextualSpacing/>
         <w:rPr>
           <w:rFonts w:ascii="Times New Roman" w:hAnsi="Times New Roman" w:cs="Times New Roman"/>
           <w:b/>
@@ -8854,7 +8975,6 @@
           <w:sz w:val="20"/>
           <w:szCs w:val="20"/>
         </w:rPr>
-        <w:lastRenderedPageBreak/>
         <w:t>**</w:t>
       </w:r>
       <w:r>
@@ -9449,8 +9569,7 @@
     </w:p>
     <w:p>
       <w:pPr>
-        <w:spacing w:after="60"/>
-        <w:contextualSpacing/>
+        <w:spacing w:after="120"/>
         <w:rPr>
           <w:rFonts w:ascii="Bell MT" w:hAnsi="Bell MT" w:cs="Times New Roman"/>
           <w:b/>
@@ -10920,7 +11039,6 @@
     <w:p>
       <w:pPr>
         <w:spacing w:after="60"/>
-        <w:contextualSpacing/>
         <w:rPr>
           <w:rFonts w:ascii="Bell MT" w:hAnsi="Bell MT" w:cs="Times New Roman"/>
           <w:b/>
@@ -10941,6 +11059,7 @@
     </w:p>
     <w:p>
       <w:pPr>
+        <w:spacing w:after="240"/>
         <w:rPr>
           <w:rFonts w:ascii="Bell MT" w:hAnsi="Bell MT" w:cs="Times New Roman"/>
           <w:b/>
@@ -10980,7 +11099,6 @@
     <w:p>
       <w:pPr>
         <w:spacing w:after="60"/>
-        <w:contextualSpacing/>
         <w:rPr>
           <w:rFonts w:ascii="Bell MT" w:hAnsi="Bell MT" w:cs="Times New Roman"/>
           <w:b/>
@@ -11185,6 +11303,7 @@
           <w:sz w:val="20"/>
           <w:szCs w:val="20"/>
         </w:rPr>
+        <w:lastRenderedPageBreak/>
         <w:t>Graduate research assistantship support during M.S. and Ph.D. studies</w:t>
       </w:r>
     </w:p>

--- a/doc/CV_Ajay.docx
+++ b/doc/CV_Ajay.docx
@@ -1,6 +1,6 @@
 
 <file path=word/document.xml><?xml version="1.0" encoding="utf-8"?>
-<w:document xmlns:wpc="http://schemas.microsoft.com/office/word/2010/wordprocessingCanvas" xmlns:cx="http://schemas.microsoft.com/office/drawing/2014/chartex" xmlns:cx1="http://schemas.microsoft.com/office/drawing/2015/9/8/chartex" xmlns:cx2="http://schemas.microsoft.com/office/drawing/2015/10/21/chartex" xmlns:cx3="http://schemas.microsoft.com/office/drawing/2016/5/9/chartex" xmlns:cx4="http://schemas.microsoft.com/office/drawing/2016/5/10/chartex" xmlns:cx5="http://schemas.microsoft.com/office/drawing/2016/5/11/chartex" xmlns:cx6="http://schemas.microsoft.com/office/drawing/2016/5/12/chartex" xmlns:cx7="http://schemas.microsoft.com/office/drawing/2016/5/13/chartex" xmlns:cx8="http://schemas.microsoft.com/office/drawing/2016/5/14/chartex" xmlns:mc="http://schemas.openxmlformats.org/markup-compatibility/2006" xmlns:aink="http://schemas.microsoft.com/office/drawing/2016/ink" xmlns:am3d="http://schemas.microsoft.com/office/drawing/2017/model3d" xmlns:o="urn:schemas-microsoft-com:office:office" xmlns:r="http://schemas.openxmlformats.org/officeDocument/2006/relationships" xmlns:m="http://schemas.openxmlformats.org/officeDocument/2006/math" xmlns:v="urn:schemas-microsoft-com:vml" xmlns:wp14="http://schemas.microsoft.com/office/word/2010/wordprocessingDrawing" xmlns:wp="http://schemas.openxmlformats.org/drawingml/2006/wordprocessingDrawing" xmlns:w10="urn:schemas-microsoft-com:office:word" xmlns:w="http://schemas.openxmlformats.org/wordprocessingml/2006/main" xmlns:w14="http://schemas.microsoft.com/office/word/2010/wordml" xmlns:w15="http://schemas.microsoft.com/office/word/2012/wordml" xmlns:w16cex="http://schemas.microsoft.com/office/word/2018/wordml/cex" xmlns:w16cid="http://schemas.microsoft.com/office/word/2016/wordml/cid" xmlns:w16="http://schemas.microsoft.com/office/word/2018/wordml" xmlns:w16sdtdh="http://schemas.microsoft.com/office/word/2020/wordml/sdtdatahash" xmlns:w16se="http://schemas.microsoft.com/office/word/2015/wordml/symex" xmlns:wpg="http://schemas.microsoft.com/office/word/2010/wordprocessingGroup" xmlns:wpi="http://schemas.microsoft.com/office/word/2010/wordprocessingInk" xmlns:wne="http://schemas.microsoft.com/office/word/2006/wordml" xmlns:wps="http://schemas.microsoft.com/office/word/2010/wordprocessingShape" mc:Ignorable="w14 w15 w16se w16cid w16 w16cex w16sdtdh wp14">
+<w:document xmlns:wpc="http://schemas.microsoft.com/office/word/2010/wordprocessingCanvas" xmlns:cx="http://schemas.microsoft.com/office/drawing/2014/chartex" xmlns:cx1="http://schemas.microsoft.com/office/drawing/2015/9/8/chartex" xmlns:cx2="http://schemas.microsoft.com/office/drawing/2015/10/21/chartex" xmlns:cx3="http://schemas.microsoft.com/office/drawing/2016/5/9/chartex" xmlns:cx4="http://schemas.microsoft.com/office/drawing/2016/5/10/chartex" xmlns:cx5="http://schemas.microsoft.com/office/drawing/2016/5/11/chartex" xmlns:cx6="http://schemas.microsoft.com/office/drawing/2016/5/12/chartex" xmlns:cx7="http://schemas.microsoft.com/office/drawing/2016/5/13/chartex" xmlns:cx8="http://schemas.microsoft.com/office/drawing/2016/5/14/chartex" xmlns:mc="http://schemas.openxmlformats.org/markup-compatibility/2006" xmlns:aink="http://schemas.microsoft.com/office/drawing/2016/ink" xmlns:am3d="http://schemas.microsoft.com/office/drawing/2017/model3d" xmlns:o="urn:schemas-microsoft-com:office:office" xmlns:oel="http://schemas.microsoft.com/office/2019/extlst" xmlns:r="http://schemas.openxmlformats.org/officeDocument/2006/relationships" xmlns:m="http://schemas.openxmlformats.org/officeDocument/2006/math" xmlns:v="urn:schemas-microsoft-com:vml" xmlns:wp14="http://schemas.microsoft.com/office/word/2010/wordprocessingDrawing" xmlns:wp="http://schemas.openxmlformats.org/drawingml/2006/wordprocessingDrawing" xmlns:w10="urn:schemas-microsoft-com:office:word" xmlns:w="http://schemas.openxmlformats.org/wordprocessingml/2006/main" xmlns:w14="http://schemas.microsoft.com/office/word/2010/wordml" xmlns:w15="http://schemas.microsoft.com/office/word/2012/wordml" xmlns:w16cex="http://schemas.microsoft.com/office/word/2018/wordml/cex" xmlns:w16cid="http://schemas.microsoft.com/office/word/2016/wordml/cid" xmlns:w16="http://schemas.microsoft.com/office/word/2018/wordml" xmlns:w16du="http://schemas.microsoft.com/office/word/2023/wordml/word16du" xmlns:w16sdtdh="http://schemas.microsoft.com/office/word/2020/wordml/sdtdatahash" xmlns:w16sdtfl="http://schemas.microsoft.com/office/word/2024/wordml/sdtformatlock" xmlns:w16se="http://schemas.microsoft.com/office/word/2015/wordml/symex" xmlns:wpg="http://schemas.microsoft.com/office/word/2010/wordprocessingGroup" xmlns:wpi="http://schemas.microsoft.com/office/word/2010/wordprocessingInk" xmlns:wne="http://schemas.microsoft.com/office/word/2006/wordml" xmlns:wps="http://schemas.microsoft.com/office/word/2010/wordprocessingShape" mc:Ignorable="w14 w15 w16se w16cid w16 w16cex w16sdtdh w16sdtfl w16du wp14">
   <w:body>
     <w:p>
       <w:pPr>
@@ -265,7 +265,7 @@
                 <v:stroke joinstyle="miter"/>
                 <v:path gradientshapeok="t" o:connecttype="rect"/>
               </v:shapetype>
-              <v:shape id="Text Box 5" o:spid="_x0000_s1026" type="#_x0000_t202" style="position:absolute;left:0;text-align:left;margin-left:24pt;margin-top:7.45pt;width:30pt;height:23.25pt;z-index:-251657216;visibility:visible;mso-wrap-style:square;mso-width-percent:0;mso-height-percent:0;mso-wrap-distance-left:9pt;mso-wrap-distance-top:0;mso-wrap-distance-right:9pt;mso-wrap-distance-bottom:0;mso-position-horizontal:absolute;mso-position-horizontal-relative:text;mso-position-vertical:absolute;mso-position-vertical-relative:text;mso-width-percent:0;mso-height-percent:0;mso-width-relative:margin;mso-height-relative:margin;v-text-anchor:top" o:gfxdata="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" fillcolor="white [3201]" strokecolor="white [3212]" strokeweight=".5pt">
+              <v:shape id="Text Box 5" o:spid="_x0000_s1026" type="#_x0000_t202" style="position:absolute;left:0;text-align:left;margin-left:24pt;margin-top:7.45pt;width:30pt;height:23.25pt;z-index:-251657216;visibility:visible;mso-wrap-style:square;mso-width-percent:0;mso-height-percent:0;mso-wrap-distance-left:9pt;mso-wrap-distance-top:0;mso-wrap-distance-right:9pt;mso-wrap-distance-bottom:0;mso-position-horizontal:absolute;mso-position-horizontal-relative:text;mso-position-vertical:absolute;mso-position-vertical-relative:text;mso-width-percent:0;mso-height-percent:0;mso-width-relative:margin;mso-height-relative:margin;v-text-anchor:top" o:gfxdata="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" fillcolor="white [3201]" strokecolor="white [3212]" strokeweight=".5pt">
                 <v:textbox>
                   <w:txbxContent>
                     <w:p>
@@ -477,7 +477,7 @@
           </mc:Choice>
           <mc:Fallback>
             <w:pict>
-              <v:shape w14:anchorId="52B26ABB" id="Text Box 8" o:spid="_x0000_s1027" type="#_x0000_t202" style="position:absolute;left:0;text-align:left;margin-left:130.5pt;margin-top:6.4pt;width:30pt;height:23.25pt;z-index:-251655168;visibility:visible;mso-wrap-style:square;mso-width-percent:0;mso-height-percent:0;mso-wrap-distance-left:9pt;mso-wrap-distance-top:0;mso-wrap-distance-right:9pt;mso-wrap-distance-bottom:0;mso-position-horizontal:absolute;mso-position-horizontal-relative:text;mso-position-vertical:absolute;mso-position-vertical-relative:text;mso-width-percent:0;mso-height-percent:0;mso-width-relative:margin;mso-height-relative:margin;v-text-anchor:top" o:gfxdata="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" fillcolor="white [3201]" strokecolor="white [3212]" strokeweight=".5pt">
+              <v:shape w14:anchorId="52B26ABB" id="Text Box 8" o:spid="_x0000_s1027" type="#_x0000_t202" style="position:absolute;left:0;text-align:left;margin-left:130.5pt;margin-top:6.4pt;width:30pt;height:23.25pt;z-index:-251655168;visibility:visible;mso-wrap-style:square;mso-width-percent:0;mso-height-percent:0;mso-wrap-distance-left:9pt;mso-wrap-distance-top:0;mso-wrap-distance-right:9pt;mso-wrap-distance-bottom:0;mso-position-horizontal:absolute;mso-position-horizontal-relative:text;mso-position-vertical:absolute;mso-position-vertical-relative:text;mso-width-percent:0;mso-height-percent:0;mso-width-relative:margin;mso-height-relative:margin;v-text-anchor:top" o:gfxdata="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" fillcolor="white [3201]" strokecolor="white [3212]" strokeweight=".5pt">
                 <v:textbox>
                   <w:txbxContent>
                     <w:p>
@@ -769,7 +769,7 @@
           </mc:Choice>
           <mc:Fallback>
             <w:pict>
-              <v:shape w14:anchorId="225E24C9" id="Text Box 11" o:spid="_x0000_s1028" type="#_x0000_t202" style="position:absolute;left:0;text-align:left;margin-left:78.75pt;margin-top:7.45pt;width:30pt;height:23.25pt;z-index:-251653120;visibility:visible;mso-wrap-style:square;mso-width-percent:0;mso-height-percent:0;mso-wrap-distance-left:9pt;mso-wrap-distance-top:0;mso-wrap-distance-right:9pt;mso-wrap-distance-bottom:0;mso-position-horizontal:absolute;mso-position-horizontal-relative:text;mso-position-vertical:absolute;mso-position-vertical-relative:text;mso-width-percent:0;mso-height-percent:0;mso-width-relative:margin;mso-height-relative:margin;v-text-anchor:top" o:gfxdata="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" fillcolor="white [3201]" strokecolor="white [3212]" strokeweight=".5pt">
+              <v:shape w14:anchorId="225E24C9" id="Text Box 11" o:spid="_x0000_s1028" type="#_x0000_t202" style="position:absolute;left:0;text-align:left;margin-left:78.75pt;margin-top:7.45pt;width:30pt;height:23.25pt;z-index:-251653120;visibility:visible;mso-wrap-style:square;mso-width-percent:0;mso-height-percent:0;mso-wrap-distance-left:9pt;mso-wrap-distance-top:0;mso-wrap-distance-right:9pt;mso-wrap-distance-bottom:0;mso-position-horizontal:absolute;mso-position-horizontal-relative:text;mso-position-vertical:absolute;mso-position-vertical-relative:text;mso-width-percent:0;mso-height-percent:0;mso-width-relative:margin;mso-height-relative:margin;v-text-anchor:top" o:gfxdata="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" fillcolor="white [3201]" strokecolor="white [3212]" strokeweight=".5pt">
                 <v:textbox>
                   <w:txbxContent>
                     <w:p>
@@ -3142,25 +3142,7 @@
           <w:sz w:val="20"/>
           <w:szCs w:val="20"/>
         </w:rPr>
-        <w:t xml:space="preserve">, May Mahmoud, and Sarah </w:t>
-      </w:r>
-      <w:proofErr w:type="spellStart"/>
-      <w:r>
-        <w:rPr>
-          <w:rFonts w:ascii="Times New Roman" w:hAnsi="Times New Roman" w:cs="Times New Roman"/>
-          <w:sz w:val="20"/>
-          <w:szCs w:val="20"/>
-        </w:rPr>
-        <w:t>Nadi</w:t>
-      </w:r>
-      <w:proofErr w:type="spellEnd"/>
-      <w:r>
-        <w:rPr>
-          <w:rFonts w:ascii="Times New Roman" w:hAnsi="Times New Roman" w:cs="Times New Roman"/>
-          <w:sz w:val="20"/>
-          <w:szCs w:val="20"/>
-        </w:rPr>
-        <w:t>.</w:t>
+        <w:t>, May Mahmoud, and Sarah Nadi.</w:t>
       </w:r>
       <w:r>
         <w:rPr>
@@ -3239,18 +3221,8 @@
           <w:sz w:val="20"/>
           <w:szCs w:val="20"/>
         </w:rPr>
-        <w:t xml:space="preserve">David </w:t>
-      </w:r>
-      <w:proofErr w:type="spellStart"/>
-      <w:r>
-        <w:rPr>
-          <w:rFonts w:ascii="Times New Roman" w:hAnsi="Times New Roman" w:cs="Times New Roman"/>
-          <w:sz w:val="20"/>
-          <w:szCs w:val="20"/>
-        </w:rPr>
-        <w:t>Owuor</w:t>
-      </w:r>
-      <w:proofErr w:type="spellEnd"/>
+        <w:t>David Owuor</w:t>
+      </w:r>
       <w:r>
         <w:rPr>
           <w:rFonts w:ascii="Times New Roman" w:hAnsi="Times New Roman" w:cs="Times New Roman"/>
@@ -3804,6 +3776,34 @@
           <w:sz w:val="20"/>
           <w:szCs w:val="20"/>
         </w:rPr>
+        <w:t>**</w:t>
+      </w:r>
+      <w:proofErr w:type="spellStart"/>
+      <w:r>
+        <w:rPr>
+          <w:rFonts w:ascii="Times New Roman" w:hAnsi="Times New Roman" w:cs="Times New Roman"/>
+          <w:sz w:val="20"/>
+          <w:szCs w:val="20"/>
+        </w:rPr>
+        <w:t>Mohayeminul</w:t>
+      </w:r>
+      <w:proofErr w:type="spellEnd"/>
+      <w:r>
+        <w:rPr>
+          <w:rFonts w:ascii="Times New Roman" w:hAnsi="Times New Roman" w:cs="Times New Roman"/>
+          <w:sz w:val="20"/>
+          <w:szCs w:val="20"/>
+        </w:rPr>
+        <w:t xml:space="preserve"> Islam, </w:t>
+      </w:r>
+      <w:r>
+        <w:rPr>
+          <w:rFonts w:ascii="Times New Roman" w:hAnsi="Times New Roman" w:cs="Times New Roman"/>
+          <w:b/>
+          <w:bCs/>
+          <w:sz w:val="20"/>
+          <w:szCs w:val="20"/>
+        </w:rPr>
         <w:t>Ajay Kumar Jha</w:t>
       </w:r>
       <w:r>
@@ -3812,7 +3812,23 @@
           <w:sz w:val="20"/>
           <w:szCs w:val="20"/>
         </w:rPr>
-        <w:t>, Sarah Nadi</w:t>
+        <w:t>, Ildar Akhmetov</w:t>
+      </w:r>
+      <w:r>
+        <w:rPr>
+          <w:rFonts w:ascii="Times New Roman" w:hAnsi="Times New Roman" w:cs="Times New Roman"/>
+          <w:sz w:val="20"/>
+          <w:szCs w:val="20"/>
+        </w:rPr>
+        <w:t xml:space="preserve">, and </w:t>
+      </w:r>
+      <w:r>
+        <w:rPr>
+          <w:rFonts w:ascii="Times New Roman" w:hAnsi="Times New Roman" w:cs="Times New Roman"/>
+          <w:sz w:val="20"/>
+          <w:szCs w:val="20"/>
+        </w:rPr>
+        <w:t>Sarah Nadi</w:t>
       </w:r>
       <w:r>
         <w:rPr>
@@ -3828,7 +3844,7 @@
           <w:sz w:val="20"/>
           <w:szCs w:val="20"/>
         </w:rPr>
-        <w:t>Migrating Unit Tests Across Java Applications</w:t>
+        <w:t>Characterizing Python Library Migrations</w:t>
       </w:r>
       <w:r>
         <w:rPr>
@@ -3870,7 +3886,7 @@
           <w:sz w:val="20"/>
           <w:szCs w:val="20"/>
         </w:rPr>
-        <w:t>24th IEEE International Conference on Source Code Analysis and Manipulation (SCAM)</w:t>
+        <w:t>32nd ACM Symposium on the Foundations of Software Engineering (FSE)</w:t>
       </w:r>
       <w:r>
         <w:rPr>
@@ -3886,23 +3902,31 @@
           <w:sz w:val="20"/>
           <w:szCs w:val="20"/>
         </w:rPr>
-        <w:t>pp. 131-142.</w:t>
-      </w:r>
-      <w:r>
-        <w:rPr>
-          <w:rFonts w:ascii="Times New Roman" w:hAnsi="Times New Roman" w:cs="Times New Roman"/>
-          <w:sz w:val="20"/>
-          <w:szCs w:val="20"/>
-        </w:rPr>
-        <w:t xml:space="preserve"> </w:t>
-      </w:r>
-      <w:r>
-        <w:rPr>
-          <w:rFonts w:ascii="Times New Roman" w:hAnsi="Times New Roman" w:cs="Times New Roman"/>
-          <w:sz w:val="20"/>
-          <w:szCs w:val="20"/>
-        </w:rPr>
-        <w:t>2024.</w:t>
+        <w:t>pp. 92-114</w:t>
+      </w:r>
+      <w:r>
+        <w:rPr>
+          <w:rFonts w:ascii="Times New Roman" w:hAnsi="Times New Roman" w:cs="Times New Roman"/>
+          <w:sz w:val="20"/>
+          <w:szCs w:val="20"/>
+        </w:rPr>
+        <w:t xml:space="preserve">. </w:t>
+      </w:r>
+      <w:r>
+        <w:rPr>
+          <w:rFonts w:ascii="Times New Roman" w:hAnsi="Times New Roman" w:cs="Times New Roman"/>
+          <w:sz w:val="20"/>
+          <w:szCs w:val="20"/>
+        </w:rPr>
+        <w:t>202</w:t>
+      </w:r>
+      <w:r>
+        <w:rPr>
+          <w:rFonts w:ascii="Times New Roman" w:hAnsi="Times New Roman" w:cs="Times New Roman"/>
+          <w:sz w:val="20"/>
+          <w:szCs w:val="20"/>
+        </w:rPr>
+        <w:t>4.</w:t>
       </w:r>
     </w:p>
     <w:p>
@@ -3929,42 +3953,6 @@
           <w:sz w:val="20"/>
           <w:szCs w:val="20"/>
         </w:rPr>
-        <w:t>*</w:t>
-      </w:r>
-      <w:r>
-        <w:rPr>
-          <w:rFonts w:ascii="Times New Roman" w:hAnsi="Times New Roman" w:cs="Times New Roman"/>
-          <w:sz w:val="20"/>
-          <w:szCs w:val="20"/>
-        </w:rPr>
-        <w:t xml:space="preserve">Sai Kiran </w:t>
-      </w:r>
-      <w:proofErr w:type="spellStart"/>
-      <w:r>
-        <w:rPr>
-          <w:rFonts w:ascii="Times New Roman" w:hAnsi="Times New Roman" w:cs="Times New Roman"/>
-          <w:sz w:val="20"/>
-          <w:szCs w:val="20"/>
-        </w:rPr>
-        <w:t>Bhrugumalla</w:t>
-      </w:r>
-      <w:proofErr w:type="spellEnd"/>
-      <w:r>
-        <w:rPr>
-          <w:rFonts w:ascii="Times New Roman" w:hAnsi="Times New Roman" w:cs="Times New Roman"/>
-          <w:sz w:val="20"/>
-          <w:szCs w:val="20"/>
-        </w:rPr>
-        <w:t xml:space="preserve">, </w:t>
-      </w:r>
-      <w:r>
-        <w:rPr>
-          <w:rFonts w:ascii="Times New Roman" w:hAnsi="Times New Roman" w:cs="Times New Roman"/>
-          <w:b/>
-          <w:bCs/>
-          <w:sz w:val="20"/>
-          <w:szCs w:val="20"/>
-        </w:rPr>
         <w:t>Ajay Kumar Jha</w:t>
       </w:r>
       <w:r>
@@ -3973,25 +3961,23 @@
           <w:sz w:val="20"/>
           <w:szCs w:val="20"/>
         </w:rPr>
+        <w:t>, Sarah Nadi</w:t>
+      </w:r>
+      <w:r>
+        <w:rPr>
+          <w:rFonts w:ascii="Times New Roman" w:hAnsi="Times New Roman" w:cs="Times New Roman"/>
+          <w:sz w:val="20"/>
+          <w:szCs w:val="20"/>
+        </w:rPr>
         <w:t xml:space="preserve">. </w:t>
       </w:r>
-      <w:proofErr w:type="spellStart"/>
-      <w:r>
-        <w:rPr>
-          <w:rFonts w:ascii="Times New Roman" w:hAnsi="Times New Roman" w:cs="Times New Roman"/>
-          <w:sz w:val="20"/>
-          <w:szCs w:val="20"/>
-        </w:rPr>
-        <w:t>TRec</w:t>
-      </w:r>
-      <w:proofErr w:type="spellEnd"/>
-      <w:r>
-        <w:rPr>
-          <w:rFonts w:ascii="Times New Roman" w:hAnsi="Times New Roman" w:cs="Times New Roman"/>
-          <w:sz w:val="20"/>
-          <w:szCs w:val="20"/>
-        </w:rPr>
-        <w:t>: A Regression Test Recommender for Java Projects</w:t>
+      <w:r>
+        <w:rPr>
+          <w:rFonts w:ascii="Times New Roman" w:hAnsi="Times New Roman" w:cs="Times New Roman"/>
+          <w:sz w:val="20"/>
+          <w:szCs w:val="20"/>
+        </w:rPr>
+        <w:t>Migrating Unit Tests Across Java Applications</w:t>
       </w:r>
       <w:r>
         <w:rPr>
@@ -4033,17 +4019,7 @@
           <w:sz w:val="20"/>
           <w:szCs w:val="20"/>
         </w:rPr>
-        <w:t>40</w:t>
-      </w:r>
-      <w:r>
-        <w:rPr>
-          <w:rFonts w:ascii="Times New Roman" w:hAnsi="Times New Roman" w:cs="Times New Roman"/>
-          <w:i/>
-          <w:iCs/>
-          <w:sz w:val="20"/>
-          <w:szCs w:val="20"/>
-        </w:rPr>
-        <w:t>th IEEE International Conference on Software Maintenance and Evolution (ICSME)</w:t>
+        <w:t>24th IEEE International Conference on Source Code Analysis and Manipulation (SCAM)</w:t>
       </w:r>
       <w:r>
         <w:rPr>
@@ -4059,7 +4035,7 @@
           <w:sz w:val="20"/>
           <w:szCs w:val="20"/>
         </w:rPr>
-        <w:t>pp. 903-907.</w:t>
+        <w:t>pp. 131-142.</w:t>
       </w:r>
       <w:r>
         <w:rPr>
@@ -4075,39 +4051,7 @@
           <w:sz w:val="20"/>
           <w:szCs w:val="20"/>
         </w:rPr>
-        <w:t>202</w:t>
-      </w:r>
-      <w:r>
-        <w:rPr>
-          <w:rFonts w:ascii="Times New Roman" w:hAnsi="Times New Roman" w:cs="Times New Roman"/>
-          <w:sz w:val="20"/>
-          <w:szCs w:val="20"/>
-        </w:rPr>
-        <w:t>4</w:t>
-      </w:r>
-      <w:r>
-        <w:rPr>
-          <w:rFonts w:ascii="Times New Roman" w:hAnsi="Times New Roman" w:cs="Times New Roman"/>
-          <w:sz w:val="20"/>
-          <w:szCs w:val="20"/>
-        </w:rPr>
-        <w:t xml:space="preserve">. </w:t>
-      </w:r>
-      <w:r>
-        <w:rPr>
-          <w:rFonts w:ascii="Times New Roman" w:hAnsi="Times New Roman" w:cs="Times New Roman"/>
-          <w:sz w:val="20"/>
-          <w:szCs w:val="20"/>
-        </w:rPr>
-        <w:t>Tool Demo</w:t>
-      </w:r>
-      <w:r>
-        <w:rPr>
-          <w:rFonts w:ascii="Times New Roman" w:hAnsi="Times New Roman" w:cs="Times New Roman"/>
-          <w:sz w:val="20"/>
-          <w:szCs w:val="20"/>
-        </w:rPr>
-        <w:t xml:space="preserve"> Track</w:t>
+        <w:t>2024.</w:t>
       </w:r>
     </w:p>
     <w:p>
@@ -4134,7 +4078,15 @@
           <w:sz w:val="20"/>
           <w:szCs w:val="20"/>
         </w:rPr>
-        <w:t>**</w:t>
+        <w:t>*</w:t>
+      </w:r>
+      <w:r>
+        <w:rPr>
+          <w:rFonts w:ascii="Times New Roman" w:hAnsi="Times New Roman" w:cs="Times New Roman"/>
+          <w:sz w:val="20"/>
+          <w:szCs w:val="20"/>
+        </w:rPr>
+        <w:t xml:space="preserve">Sai Kiran </w:t>
       </w:r>
       <w:proofErr w:type="spellStart"/>
       <w:r>
@@ -4143,7 +4095,7 @@
           <w:sz w:val="20"/>
           <w:szCs w:val="20"/>
         </w:rPr>
-        <w:t>Mohayeminul</w:t>
+        <w:t>Bhrugumalla</w:t>
       </w:r>
       <w:proofErr w:type="spellEnd"/>
       <w:r>
@@ -4152,7 +4104,7 @@
           <w:sz w:val="20"/>
           <w:szCs w:val="20"/>
         </w:rPr>
-        <w:t xml:space="preserve"> Islam, </w:t>
+        <w:t xml:space="preserve">, </w:t>
       </w:r>
       <w:r>
         <w:rPr>
@@ -4170,39 +4122,25 @@
           <w:sz w:val="20"/>
           <w:szCs w:val="20"/>
         </w:rPr>
-        <w:t>, Ildar Akhmetov</w:t>
-      </w:r>
-      <w:r>
-        <w:rPr>
-          <w:rFonts w:ascii="Times New Roman" w:hAnsi="Times New Roman" w:cs="Times New Roman"/>
-          <w:sz w:val="20"/>
-          <w:szCs w:val="20"/>
-        </w:rPr>
-        <w:t xml:space="preserve">, and </w:t>
-      </w:r>
-      <w:r>
-        <w:rPr>
-          <w:rFonts w:ascii="Times New Roman" w:hAnsi="Times New Roman" w:cs="Times New Roman"/>
-          <w:sz w:val="20"/>
-          <w:szCs w:val="20"/>
-        </w:rPr>
-        <w:t>Sarah Nadi</w:t>
-      </w:r>
-      <w:r>
-        <w:rPr>
-          <w:rFonts w:ascii="Times New Roman" w:hAnsi="Times New Roman" w:cs="Times New Roman"/>
-          <w:sz w:val="20"/>
-          <w:szCs w:val="20"/>
-        </w:rPr>
         <w:t xml:space="preserve">. </w:t>
       </w:r>
-      <w:r>
-        <w:rPr>
-          <w:rFonts w:ascii="Times New Roman" w:hAnsi="Times New Roman" w:cs="Times New Roman"/>
-          <w:sz w:val="20"/>
-          <w:szCs w:val="20"/>
-        </w:rPr>
-        <w:t>Characterizing Python Library Migrations</w:t>
+      <w:proofErr w:type="spellStart"/>
+      <w:r>
+        <w:rPr>
+          <w:rFonts w:ascii="Times New Roman" w:hAnsi="Times New Roman" w:cs="Times New Roman"/>
+          <w:sz w:val="20"/>
+          <w:szCs w:val="20"/>
+        </w:rPr>
+        <w:t>TRec</w:t>
+      </w:r>
+      <w:proofErr w:type="spellEnd"/>
+      <w:r>
+        <w:rPr>
+          <w:rFonts w:ascii="Times New Roman" w:hAnsi="Times New Roman" w:cs="Times New Roman"/>
+          <w:sz w:val="20"/>
+          <w:szCs w:val="20"/>
+        </w:rPr>
+        <w:t>: A Regression Test Recommender for Java Projects</w:t>
       </w:r>
       <w:r>
         <w:rPr>
@@ -4244,7 +4182,17 @@
           <w:sz w:val="20"/>
           <w:szCs w:val="20"/>
         </w:rPr>
-        <w:t>32nd ACM Symposium on the Foundations of Software Engineering (FSE)</w:t>
+        <w:t>40</w:t>
+      </w:r>
+      <w:r>
+        <w:rPr>
+          <w:rFonts w:ascii="Times New Roman" w:hAnsi="Times New Roman" w:cs="Times New Roman"/>
+          <w:i/>
+          <w:iCs/>
+          <w:sz w:val="20"/>
+          <w:szCs w:val="20"/>
+        </w:rPr>
+        <w:t>th IEEE International Conference on Software Maintenance and Evolution (ICSME)</w:t>
       </w:r>
       <w:r>
         <w:rPr>
@@ -4260,7 +4208,31 @@
           <w:sz w:val="20"/>
           <w:szCs w:val="20"/>
         </w:rPr>
-        <w:t>pp. 92-114</w:t>
+        <w:t>pp. 903-907.</w:t>
+      </w:r>
+      <w:r>
+        <w:rPr>
+          <w:rFonts w:ascii="Times New Roman" w:hAnsi="Times New Roman" w:cs="Times New Roman"/>
+          <w:sz w:val="20"/>
+          <w:szCs w:val="20"/>
+        </w:rPr>
+        <w:t xml:space="preserve"> </w:t>
+      </w:r>
+      <w:r>
+        <w:rPr>
+          <w:rFonts w:ascii="Times New Roman" w:hAnsi="Times New Roman" w:cs="Times New Roman"/>
+          <w:sz w:val="20"/>
+          <w:szCs w:val="20"/>
+        </w:rPr>
+        <w:t>202</w:t>
+      </w:r>
+      <w:r>
+        <w:rPr>
+          <w:rFonts w:ascii="Times New Roman" w:hAnsi="Times New Roman" w:cs="Times New Roman"/>
+          <w:sz w:val="20"/>
+          <w:szCs w:val="20"/>
+        </w:rPr>
+        <w:t>4</w:t>
       </w:r>
       <w:r>
         <w:rPr>
@@ -4276,15 +4248,15 @@
           <w:sz w:val="20"/>
           <w:szCs w:val="20"/>
         </w:rPr>
-        <w:t>202</w:t>
-      </w:r>
-      <w:r>
-        <w:rPr>
-          <w:rFonts w:ascii="Times New Roman" w:hAnsi="Times New Roman" w:cs="Times New Roman"/>
-          <w:sz w:val="20"/>
-          <w:szCs w:val="20"/>
-        </w:rPr>
-        <w:t>4.</w:t>
+        <w:t>Tool Demo</w:t>
+      </w:r>
+      <w:r>
+        <w:rPr>
+          <w:rFonts w:ascii="Times New Roman" w:hAnsi="Times New Roman" w:cs="Times New Roman"/>
+          <w:sz w:val="20"/>
+          <w:szCs w:val="20"/>
+        </w:rPr>
+        <w:t xml:space="preserve"> Track</w:t>
       </w:r>
     </w:p>
     <w:p>
@@ -5103,25 +5075,7 @@
           <w:sz w:val="20"/>
           <w:szCs w:val="20"/>
         </w:rPr>
-        <w:t xml:space="preserve"> </w:t>
-      </w:r>
-      <w:proofErr w:type="spellStart"/>
-      <w:r>
-        <w:rPr>
-          <w:rFonts w:ascii="Times New Roman" w:hAnsi="Times New Roman" w:cs="Times New Roman"/>
-          <w:sz w:val="20"/>
-          <w:szCs w:val="20"/>
-        </w:rPr>
-        <w:t>Jeong</w:t>
-      </w:r>
-      <w:proofErr w:type="spellEnd"/>
-      <w:r>
-        <w:rPr>
-          <w:rFonts w:ascii="Times New Roman" w:hAnsi="Times New Roman" w:cs="Times New Roman"/>
-          <w:sz w:val="20"/>
-          <w:szCs w:val="20"/>
-        </w:rPr>
-        <w:t xml:space="preserve">, </w:t>
+        <w:t xml:space="preserve"> Jeong, </w:t>
       </w:r>
       <w:r>
         <w:rPr>
@@ -6908,18 +6862,8 @@
           <w:sz w:val="20"/>
           <w:szCs w:val="20"/>
         </w:rPr>
-        <w:t xml:space="preserve"> </w:t>
-      </w:r>
-      <w:proofErr w:type="spellStart"/>
-      <w:r>
-        <w:rPr>
-          <w:rFonts w:ascii="Times New Roman" w:hAnsi="Times New Roman" w:cs="Times New Roman"/>
-          <w:sz w:val="20"/>
-          <w:szCs w:val="20"/>
-        </w:rPr>
-        <w:t>Jeong</w:t>
-      </w:r>
-      <w:proofErr w:type="spellEnd"/>
+        <w:t xml:space="preserve"> Jeong</w:t>
+      </w:r>
       <w:r>
         <w:rPr>
           <w:rFonts w:ascii="Times New Roman" w:hAnsi="Times New Roman" w:cs="Times New Roman"/>
@@ -11414,7 +11358,7 @@
 </file>
 
 <file path=word/endnotes.xml><?xml version="1.0" encoding="utf-8"?>
-<w:endnotes xmlns:wpc="http://schemas.microsoft.com/office/word/2010/wordprocessingCanvas" xmlns:cx="http://schemas.microsoft.com/office/drawing/2014/chartex" xmlns:cx1="http://schemas.microsoft.com/office/drawing/2015/9/8/chartex" xmlns:cx2="http://schemas.microsoft.com/office/drawing/2015/10/21/chartex" xmlns:cx3="http://schemas.microsoft.com/office/drawing/2016/5/9/chartex" xmlns:cx4="http://schemas.microsoft.com/office/drawing/2016/5/10/chartex" xmlns:cx5="http://schemas.microsoft.com/office/drawing/2016/5/11/chartex" xmlns:cx6="http://schemas.microsoft.com/office/drawing/2016/5/12/chartex" xmlns:cx7="http://schemas.microsoft.com/office/drawing/2016/5/13/chartex" xmlns:cx8="http://schemas.microsoft.com/office/drawing/2016/5/14/chartex" xmlns:mc="http://schemas.openxmlformats.org/markup-compatibility/2006" xmlns:aink="http://schemas.microsoft.com/office/drawing/2016/ink" xmlns:am3d="http://schemas.microsoft.com/office/drawing/2017/model3d" xmlns:o="urn:schemas-microsoft-com:office:office" xmlns:r="http://schemas.openxmlformats.org/officeDocument/2006/relationships" xmlns:m="http://schemas.openxmlformats.org/officeDocument/2006/math" xmlns:v="urn:schemas-microsoft-com:vml" xmlns:wp14="http://schemas.microsoft.com/office/word/2010/wordprocessingDrawing" xmlns:wp="http://schemas.openxmlformats.org/drawingml/2006/wordprocessingDrawing" xmlns:w10="urn:schemas-microsoft-com:office:word" xmlns:w="http://schemas.openxmlformats.org/wordprocessingml/2006/main" xmlns:w14="http://schemas.microsoft.com/office/word/2010/wordml" xmlns:w15="http://schemas.microsoft.com/office/word/2012/wordml" xmlns:w16cex="http://schemas.microsoft.com/office/word/2018/wordml/cex" xmlns:w16cid="http://schemas.microsoft.com/office/word/2016/wordml/cid" xmlns:w16="http://schemas.microsoft.com/office/word/2018/wordml" xmlns:w16sdtdh="http://schemas.microsoft.com/office/word/2020/wordml/sdtdatahash" xmlns:w16se="http://schemas.microsoft.com/office/word/2015/wordml/symex" xmlns:wpg="http://schemas.microsoft.com/office/word/2010/wordprocessingGroup" xmlns:wpi="http://schemas.microsoft.com/office/word/2010/wordprocessingInk" xmlns:wne="http://schemas.microsoft.com/office/word/2006/wordml" xmlns:wps="http://schemas.microsoft.com/office/word/2010/wordprocessingShape" mc:Ignorable="w14 w15 w16se w16cid w16 w16cex w16sdtdh wp14">
+<w:endnotes xmlns:wpc="http://schemas.microsoft.com/office/word/2010/wordprocessingCanvas" xmlns:cx="http://schemas.microsoft.com/office/drawing/2014/chartex" xmlns:cx1="http://schemas.microsoft.com/office/drawing/2015/9/8/chartex" xmlns:cx2="http://schemas.microsoft.com/office/drawing/2015/10/21/chartex" xmlns:cx3="http://schemas.microsoft.com/office/drawing/2016/5/9/chartex" xmlns:cx4="http://schemas.microsoft.com/office/drawing/2016/5/10/chartex" xmlns:cx5="http://schemas.microsoft.com/office/drawing/2016/5/11/chartex" xmlns:cx6="http://schemas.microsoft.com/office/drawing/2016/5/12/chartex" xmlns:cx7="http://schemas.microsoft.com/office/drawing/2016/5/13/chartex" xmlns:cx8="http://schemas.microsoft.com/office/drawing/2016/5/14/chartex" xmlns:mc="http://schemas.openxmlformats.org/markup-compatibility/2006" xmlns:aink="http://schemas.microsoft.com/office/drawing/2016/ink" xmlns:am3d="http://schemas.microsoft.com/office/drawing/2017/model3d" xmlns:o="urn:schemas-microsoft-com:office:office" xmlns:oel="http://schemas.microsoft.com/office/2019/extlst" xmlns:r="http://schemas.openxmlformats.org/officeDocument/2006/relationships" xmlns:m="http://schemas.openxmlformats.org/officeDocument/2006/math" xmlns:v="urn:schemas-microsoft-com:vml" xmlns:wp14="http://schemas.microsoft.com/office/word/2010/wordprocessingDrawing" xmlns:wp="http://schemas.openxmlformats.org/drawingml/2006/wordprocessingDrawing" xmlns:w10="urn:schemas-microsoft-com:office:word" xmlns:w="http://schemas.openxmlformats.org/wordprocessingml/2006/main" xmlns:w14="http://schemas.microsoft.com/office/word/2010/wordml" xmlns:w15="http://schemas.microsoft.com/office/word/2012/wordml" xmlns:w16cex="http://schemas.microsoft.com/office/word/2018/wordml/cex" xmlns:w16cid="http://schemas.microsoft.com/office/word/2016/wordml/cid" xmlns:w16="http://schemas.microsoft.com/office/word/2018/wordml" xmlns:w16du="http://schemas.microsoft.com/office/word/2023/wordml/word16du" xmlns:w16sdtdh="http://schemas.microsoft.com/office/word/2020/wordml/sdtdatahash" xmlns:w16sdtfl="http://schemas.microsoft.com/office/word/2024/wordml/sdtformatlock" xmlns:w16se="http://schemas.microsoft.com/office/word/2015/wordml/symex" xmlns:wpg="http://schemas.microsoft.com/office/word/2010/wordprocessingGroup" xmlns:wpi="http://schemas.microsoft.com/office/word/2010/wordprocessingInk" xmlns:wne="http://schemas.microsoft.com/office/word/2006/wordml" xmlns:wps="http://schemas.microsoft.com/office/word/2010/wordprocessingShape" mc:Ignorable="w14 w15 w16se w16cid w16 w16cex w16sdtdh w16sdtfl w16du wp14">
   <w:endnote w:type="separator" w:id="-1">
     <w:p>
       <w:pPr>
@@ -11439,7 +11383,7 @@
 </file>
 
 <file path=word/footer1.xml><?xml version="1.0" encoding="utf-8"?>
-<w:ftr xmlns:wpc="http://schemas.microsoft.com/office/word/2010/wordprocessingCanvas" xmlns:cx="http://schemas.microsoft.com/office/drawing/2014/chartex" xmlns:cx1="http://schemas.microsoft.com/office/drawing/2015/9/8/chartex" xmlns:cx2="http://schemas.microsoft.com/office/drawing/2015/10/21/chartex" xmlns:cx3="http://schemas.microsoft.com/office/drawing/2016/5/9/chartex" xmlns:cx4="http://schemas.microsoft.com/office/drawing/2016/5/10/chartex" xmlns:cx5="http://schemas.microsoft.com/office/drawing/2016/5/11/chartex" xmlns:cx6="http://schemas.microsoft.com/office/drawing/2016/5/12/chartex" xmlns:cx7="http://schemas.microsoft.com/office/drawing/2016/5/13/chartex" xmlns:cx8="http://schemas.microsoft.com/office/drawing/2016/5/14/chartex" xmlns:mc="http://schemas.openxmlformats.org/markup-compatibility/2006" xmlns:aink="http://schemas.microsoft.com/office/drawing/2016/ink" xmlns:am3d="http://schemas.microsoft.com/office/drawing/2017/model3d" xmlns:o="urn:schemas-microsoft-com:office:office" xmlns:r="http://schemas.openxmlformats.org/officeDocument/2006/relationships" xmlns:m="http://schemas.openxmlformats.org/officeDocument/2006/math" xmlns:v="urn:schemas-microsoft-com:vml" xmlns:wp14="http://schemas.microsoft.com/office/word/2010/wordprocessingDrawing" xmlns:wp="http://schemas.openxmlformats.org/drawingml/2006/wordprocessingDrawing" xmlns:w10="urn:schemas-microsoft-com:office:word" xmlns:w="http://schemas.openxmlformats.org/wordprocessingml/2006/main" xmlns:w14="http://schemas.microsoft.com/office/word/2010/wordml" xmlns:w15="http://schemas.microsoft.com/office/word/2012/wordml" xmlns:w16cex="http://schemas.microsoft.com/office/word/2018/wordml/cex" xmlns:w16cid="http://schemas.microsoft.com/office/word/2016/wordml/cid" xmlns:w16="http://schemas.microsoft.com/office/word/2018/wordml" xmlns:w16sdtdh="http://schemas.microsoft.com/office/word/2020/wordml/sdtdatahash" xmlns:w16se="http://schemas.microsoft.com/office/word/2015/wordml/symex" xmlns:wpg="http://schemas.microsoft.com/office/word/2010/wordprocessingGroup" xmlns:wpi="http://schemas.microsoft.com/office/word/2010/wordprocessingInk" xmlns:wne="http://schemas.microsoft.com/office/word/2006/wordml" xmlns:wps="http://schemas.microsoft.com/office/word/2010/wordprocessingShape" mc:Ignorable="w14 w15 w16se w16cid w16 w16cex w16sdtdh wp14">
+<w:ftr xmlns:wpc="http://schemas.microsoft.com/office/word/2010/wordprocessingCanvas" xmlns:cx="http://schemas.microsoft.com/office/drawing/2014/chartex" xmlns:cx1="http://schemas.microsoft.com/office/drawing/2015/9/8/chartex" xmlns:cx2="http://schemas.microsoft.com/office/drawing/2015/10/21/chartex" xmlns:cx3="http://schemas.microsoft.com/office/drawing/2016/5/9/chartex" xmlns:cx4="http://schemas.microsoft.com/office/drawing/2016/5/10/chartex" xmlns:cx5="http://schemas.microsoft.com/office/drawing/2016/5/11/chartex" xmlns:cx6="http://schemas.microsoft.com/office/drawing/2016/5/12/chartex" xmlns:cx7="http://schemas.microsoft.com/office/drawing/2016/5/13/chartex" xmlns:cx8="http://schemas.microsoft.com/office/drawing/2016/5/14/chartex" xmlns:mc="http://schemas.openxmlformats.org/markup-compatibility/2006" xmlns:aink="http://schemas.microsoft.com/office/drawing/2016/ink" xmlns:am3d="http://schemas.microsoft.com/office/drawing/2017/model3d" xmlns:o="urn:schemas-microsoft-com:office:office" xmlns:oel="http://schemas.microsoft.com/office/2019/extlst" xmlns:r="http://schemas.openxmlformats.org/officeDocument/2006/relationships" xmlns:m="http://schemas.openxmlformats.org/officeDocument/2006/math" xmlns:v="urn:schemas-microsoft-com:vml" xmlns:wp14="http://schemas.microsoft.com/office/word/2010/wordprocessingDrawing" xmlns:wp="http://schemas.openxmlformats.org/drawingml/2006/wordprocessingDrawing" xmlns:w10="urn:schemas-microsoft-com:office:word" xmlns:w="http://schemas.openxmlformats.org/wordprocessingml/2006/main" xmlns:w14="http://schemas.microsoft.com/office/word/2010/wordml" xmlns:w15="http://schemas.microsoft.com/office/word/2012/wordml" xmlns:w16cex="http://schemas.microsoft.com/office/word/2018/wordml/cex" xmlns:w16cid="http://schemas.microsoft.com/office/word/2016/wordml/cid" xmlns:w16="http://schemas.microsoft.com/office/word/2018/wordml" xmlns:w16du="http://schemas.microsoft.com/office/word/2023/wordml/word16du" xmlns:w16sdtdh="http://schemas.microsoft.com/office/word/2020/wordml/sdtdatahash" xmlns:w16sdtfl="http://schemas.microsoft.com/office/word/2024/wordml/sdtformatlock" xmlns:w16se="http://schemas.microsoft.com/office/word/2015/wordml/symex" xmlns:wpg="http://schemas.microsoft.com/office/word/2010/wordprocessingGroup" xmlns:wpi="http://schemas.microsoft.com/office/word/2010/wordprocessingInk" xmlns:wne="http://schemas.microsoft.com/office/word/2006/wordml" xmlns:wps="http://schemas.microsoft.com/office/word/2010/wordprocessingShape" mc:Ignorable="w14 w15 w16se w16cid w16 w16cex w16sdtdh w16sdtfl w16du wp14">
   <w:sdt>
     <w:sdtPr>
       <w:id w:val="-2071178135"/>
@@ -11492,7 +11436,7 @@
 </file>
 
 <file path=word/footnotes.xml><?xml version="1.0" encoding="utf-8"?>
-<w:footnotes xmlns:wpc="http://schemas.microsoft.com/office/word/2010/wordprocessingCanvas" xmlns:cx="http://schemas.microsoft.com/office/drawing/2014/chartex" xmlns:cx1="http://schemas.microsoft.com/office/drawing/2015/9/8/chartex" xmlns:cx2="http://schemas.microsoft.com/office/drawing/2015/10/21/chartex" xmlns:cx3="http://schemas.microsoft.com/office/drawing/2016/5/9/chartex" xmlns:cx4="http://schemas.microsoft.com/office/drawing/2016/5/10/chartex" xmlns:cx5="http://schemas.microsoft.com/office/drawing/2016/5/11/chartex" xmlns:cx6="http://schemas.microsoft.com/office/drawing/2016/5/12/chartex" xmlns:cx7="http://schemas.microsoft.com/office/drawing/2016/5/13/chartex" xmlns:cx8="http://schemas.microsoft.com/office/drawing/2016/5/14/chartex" xmlns:mc="http://schemas.openxmlformats.org/markup-compatibility/2006" xmlns:aink="http://schemas.microsoft.com/office/drawing/2016/ink" xmlns:am3d="http://schemas.microsoft.com/office/drawing/2017/model3d" xmlns:o="urn:schemas-microsoft-com:office:office" xmlns:r="http://schemas.openxmlformats.org/officeDocument/2006/relationships" xmlns:m="http://schemas.openxmlformats.org/officeDocument/2006/math" xmlns:v="urn:schemas-microsoft-com:vml" xmlns:wp14="http://schemas.microsoft.com/office/word/2010/wordprocessingDrawing" xmlns:wp="http://schemas.openxmlformats.org/drawingml/2006/wordprocessingDrawing" xmlns:w10="urn:schemas-microsoft-com:office:word" xmlns:w="http://schemas.openxmlformats.org/wordprocessingml/2006/main" xmlns:w14="http://schemas.microsoft.com/office/word/2010/wordml" xmlns:w15="http://schemas.microsoft.com/office/word/2012/wordml" xmlns:w16cex="http://schemas.microsoft.com/office/word/2018/wordml/cex" xmlns:w16cid="http://schemas.microsoft.com/office/word/2016/wordml/cid" xmlns:w16="http://schemas.microsoft.com/office/word/2018/wordml" xmlns:w16sdtdh="http://schemas.microsoft.com/office/word/2020/wordml/sdtdatahash" xmlns:w16se="http://schemas.microsoft.com/office/word/2015/wordml/symex" xmlns:wpg="http://schemas.microsoft.com/office/word/2010/wordprocessingGroup" xmlns:wpi="http://schemas.microsoft.com/office/word/2010/wordprocessingInk" xmlns:wne="http://schemas.microsoft.com/office/word/2006/wordml" xmlns:wps="http://schemas.microsoft.com/office/word/2010/wordprocessingShape" mc:Ignorable="w14 w15 w16se w16cid w16 w16cex w16sdtdh wp14">
+<w:footnotes xmlns:wpc="http://schemas.microsoft.com/office/word/2010/wordprocessingCanvas" xmlns:cx="http://schemas.microsoft.com/office/drawing/2014/chartex" xmlns:cx1="http://schemas.microsoft.com/office/drawing/2015/9/8/chartex" xmlns:cx2="http://schemas.microsoft.com/office/drawing/2015/10/21/chartex" xmlns:cx3="http://schemas.microsoft.com/office/drawing/2016/5/9/chartex" xmlns:cx4="http://schemas.microsoft.com/office/drawing/2016/5/10/chartex" xmlns:cx5="http://schemas.microsoft.com/office/drawing/2016/5/11/chartex" xmlns:cx6="http://schemas.microsoft.com/office/drawing/2016/5/12/chartex" xmlns:cx7="http://schemas.microsoft.com/office/drawing/2016/5/13/chartex" xmlns:cx8="http://schemas.microsoft.com/office/drawing/2016/5/14/chartex" xmlns:mc="http://schemas.openxmlformats.org/markup-compatibility/2006" xmlns:aink="http://schemas.microsoft.com/office/drawing/2016/ink" xmlns:am3d="http://schemas.microsoft.com/office/drawing/2017/model3d" xmlns:o="urn:schemas-microsoft-com:office:office" xmlns:oel="http://schemas.microsoft.com/office/2019/extlst" xmlns:r="http://schemas.openxmlformats.org/officeDocument/2006/relationships" xmlns:m="http://schemas.openxmlformats.org/officeDocument/2006/math" xmlns:v="urn:schemas-microsoft-com:vml" xmlns:wp14="http://schemas.microsoft.com/office/word/2010/wordprocessingDrawing" xmlns:wp="http://schemas.openxmlformats.org/drawingml/2006/wordprocessingDrawing" xmlns:w10="urn:schemas-microsoft-com:office:word" xmlns:w="http://schemas.openxmlformats.org/wordprocessingml/2006/main" xmlns:w14="http://schemas.microsoft.com/office/word/2010/wordml" xmlns:w15="http://schemas.microsoft.com/office/word/2012/wordml" xmlns:w16cex="http://schemas.microsoft.com/office/word/2018/wordml/cex" xmlns:w16cid="http://schemas.microsoft.com/office/word/2016/wordml/cid" xmlns:w16="http://schemas.microsoft.com/office/word/2018/wordml" xmlns:w16du="http://schemas.microsoft.com/office/word/2023/wordml/word16du" xmlns:w16sdtdh="http://schemas.microsoft.com/office/word/2020/wordml/sdtdatahash" xmlns:w16sdtfl="http://schemas.microsoft.com/office/word/2024/wordml/sdtformatlock" xmlns:w16se="http://schemas.microsoft.com/office/word/2015/wordml/symex" xmlns:wpg="http://schemas.microsoft.com/office/word/2010/wordprocessingGroup" xmlns:wpi="http://schemas.microsoft.com/office/word/2010/wordprocessingInk" xmlns:wne="http://schemas.microsoft.com/office/word/2006/wordml" xmlns:wps="http://schemas.microsoft.com/office/word/2010/wordprocessingShape" mc:Ignorable="w14 w15 w16se w16cid w16 w16cex w16sdtdh w16sdtfl w16du wp14">
   <w:footnote w:type="separator" w:id="-1">
     <w:p>
       <w:pPr>
@@ -11517,7 +11461,7 @@
 </file>
 
 <file path=word/numbering.xml><?xml version="1.0" encoding="utf-8"?>
-<w:numbering xmlns:wpc="http://schemas.microsoft.com/office/word/2010/wordprocessingCanvas" xmlns:cx="http://schemas.microsoft.com/office/drawing/2014/chartex" xmlns:cx1="http://schemas.microsoft.com/office/drawing/2015/9/8/chartex" xmlns:cx2="http://schemas.microsoft.com/office/drawing/2015/10/21/chartex" xmlns:cx3="http://schemas.microsoft.com/office/drawing/2016/5/9/chartex" xmlns:cx4="http://schemas.microsoft.com/office/drawing/2016/5/10/chartex" xmlns:cx5="http://schemas.microsoft.com/office/drawing/2016/5/11/chartex" xmlns:cx6="http://schemas.microsoft.com/office/drawing/2016/5/12/chartex" xmlns:cx7="http://schemas.microsoft.com/office/drawing/2016/5/13/chartex" xmlns:cx8="http://schemas.microsoft.com/office/drawing/2016/5/14/chartex" xmlns:mc="http://schemas.openxmlformats.org/markup-compatibility/2006" xmlns:aink="http://schemas.microsoft.com/office/drawing/2016/ink" xmlns:am3d="http://schemas.microsoft.com/office/drawing/2017/model3d" xmlns:o="urn:schemas-microsoft-com:office:office" xmlns:r="http://schemas.openxmlformats.org/officeDocument/2006/relationships" xmlns:m="http://schemas.openxmlformats.org/officeDocument/2006/math" xmlns:v="urn:schemas-microsoft-com:vml" xmlns:wp14="http://schemas.microsoft.com/office/word/2010/wordprocessingDrawing" xmlns:wp="http://schemas.openxmlformats.org/drawingml/2006/wordprocessingDrawing" xmlns:w10="urn:schemas-microsoft-com:office:word" xmlns:w="http://schemas.openxmlformats.org/wordprocessingml/2006/main" xmlns:w14="http://schemas.microsoft.com/office/word/2010/wordml" xmlns:w15="http://schemas.microsoft.com/office/word/2012/wordml" xmlns:w16cex="http://schemas.microsoft.com/office/word/2018/wordml/cex" xmlns:w16cid="http://schemas.microsoft.com/office/word/2016/wordml/cid" xmlns:w16="http://schemas.microsoft.com/office/word/2018/wordml" xmlns:w16sdtdh="http://schemas.microsoft.com/office/word/2020/wordml/sdtdatahash" xmlns:w16se="http://schemas.microsoft.com/office/word/2015/wordml/symex" xmlns:wpg="http://schemas.microsoft.com/office/word/2010/wordprocessingGroup" xmlns:wpi="http://schemas.microsoft.com/office/word/2010/wordprocessingInk" xmlns:wne="http://schemas.microsoft.com/office/word/2006/wordml" xmlns:wps="http://schemas.microsoft.com/office/word/2010/wordprocessingShape" mc:Ignorable="w14 w15 w16se w16cid w16 w16cex w16sdtdh wp14">
+<w:numbering xmlns:wpc="http://schemas.microsoft.com/office/word/2010/wordprocessingCanvas" xmlns:cx="http://schemas.microsoft.com/office/drawing/2014/chartex" xmlns:cx1="http://schemas.microsoft.com/office/drawing/2015/9/8/chartex" xmlns:cx2="http://schemas.microsoft.com/office/drawing/2015/10/21/chartex" xmlns:cx3="http://schemas.microsoft.com/office/drawing/2016/5/9/chartex" xmlns:cx4="http://schemas.microsoft.com/office/drawing/2016/5/10/chartex" xmlns:cx5="http://schemas.microsoft.com/office/drawing/2016/5/11/chartex" xmlns:cx6="http://schemas.microsoft.com/office/drawing/2016/5/12/chartex" xmlns:cx7="http://schemas.microsoft.com/office/drawing/2016/5/13/chartex" xmlns:cx8="http://schemas.microsoft.com/office/drawing/2016/5/14/chartex" xmlns:mc="http://schemas.openxmlformats.org/markup-compatibility/2006" xmlns:aink="http://schemas.microsoft.com/office/drawing/2016/ink" xmlns:am3d="http://schemas.microsoft.com/office/drawing/2017/model3d" xmlns:o="urn:schemas-microsoft-com:office:office" xmlns:oel="http://schemas.microsoft.com/office/2019/extlst" xmlns:r="http://schemas.openxmlformats.org/officeDocument/2006/relationships" xmlns:m="http://schemas.openxmlformats.org/officeDocument/2006/math" xmlns:v="urn:schemas-microsoft-com:vml" xmlns:wp14="http://schemas.microsoft.com/office/word/2010/wordprocessingDrawing" xmlns:wp="http://schemas.openxmlformats.org/drawingml/2006/wordprocessingDrawing" xmlns:w10="urn:schemas-microsoft-com:office:word" xmlns:w="http://schemas.openxmlformats.org/wordprocessingml/2006/main" xmlns:w14="http://schemas.microsoft.com/office/word/2010/wordml" xmlns:w15="http://schemas.microsoft.com/office/word/2012/wordml" xmlns:w16cex="http://schemas.microsoft.com/office/word/2018/wordml/cex" xmlns:w16cid="http://schemas.microsoft.com/office/word/2016/wordml/cid" xmlns:w16="http://schemas.microsoft.com/office/word/2018/wordml" xmlns:w16du="http://schemas.microsoft.com/office/word/2023/wordml/word16du" xmlns:w16sdtdh="http://schemas.microsoft.com/office/word/2020/wordml/sdtdatahash" xmlns:w16sdtfl="http://schemas.microsoft.com/office/word/2024/wordml/sdtformatlock" xmlns:w16se="http://schemas.microsoft.com/office/word/2015/wordml/symex" xmlns:wpg="http://schemas.microsoft.com/office/word/2010/wordprocessingGroup" xmlns:wpi="http://schemas.microsoft.com/office/word/2010/wordprocessingInk" xmlns:wne="http://schemas.microsoft.com/office/word/2006/wordml" xmlns:wps="http://schemas.microsoft.com/office/word/2010/wordprocessingShape" mc:Ignorable="w14 w15 w16se w16cid w16 w16cex w16sdtdh w16sdtfl w16du wp14">
   <w:abstractNum w:abstractNumId="0" w15:restartNumberingAfterBreak="0">
     <w:nsid w:val="04B41CFB"/>
     <w:multiLevelType w:val="hybridMultilevel"/>
@@ -13217,56 +13161,56 @@
       </w:rPr>
     </w:lvl>
   </w:abstractNum>
-  <w:num w:numId="1">
+  <w:num w:numId="1" w16cid:durableId="888540736">
     <w:abstractNumId w:val="7"/>
   </w:num>
-  <w:num w:numId="2">
+  <w:num w:numId="2" w16cid:durableId="1847940954">
     <w:abstractNumId w:val="9"/>
   </w:num>
-  <w:num w:numId="3">
+  <w:num w:numId="3" w16cid:durableId="1924759481">
     <w:abstractNumId w:val="13"/>
   </w:num>
-  <w:num w:numId="4">
+  <w:num w:numId="4" w16cid:durableId="629894635">
     <w:abstractNumId w:val="14"/>
   </w:num>
-  <w:num w:numId="5">
+  <w:num w:numId="5" w16cid:durableId="1212571306">
     <w:abstractNumId w:val="8"/>
   </w:num>
-  <w:num w:numId="6">
+  <w:num w:numId="6" w16cid:durableId="1699236228">
     <w:abstractNumId w:val="1"/>
   </w:num>
-  <w:num w:numId="7">
+  <w:num w:numId="7" w16cid:durableId="1931892793">
     <w:abstractNumId w:val="0"/>
   </w:num>
-  <w:num w:numId="8">
+  <w:num w:numId="8" w16cid:durableId="810055491">
     <w:abstractNumId w:val="3"/>
   </w:num>
-  <w:num w:numId="9">
+  <w:num w:numId="9" w16cid:durableId="730076317">
     <w:abstractNumId w:val="11"/>
   </w:num>
-  <w:num w:numId="10">
+  <w:num w:numId="10" w16cid:durableId="1164394220">
     <w:abstractNumId w:val="4"/>
   </w:num>
-  <w:num w:numId="11">
+  <w:num w:numId="11" w16cid:durableId="1272517746">
     <w:abstractNumId w:val="2"/>
   </w:num>
-  <w:num w:numId="12">
+  <w:num w:numId="12" w16cid:durableId="1197305981">
     <w:abstractNumId w:val="10"/>
   </w:num>
-  <w:num w:numId="13">
+  <w:num w:numId="13" w16cid:durableId="243343694">
     <w:abstractNumId w:val="12"/>
   </w:num>
-  <w:num w:numId="14">
+  <w:num w:numId="14" w16cid:durableId="1422293907">
     <w:abstractNumId w:val="5"/>
   </w:num>
-  <w:num w:numId="15">
+  <w:num w:numId="15" w16cid:durableId="2014019013">
     <w:abstractNumId w:val="6"/>
   </w:num>
 </w:numbering>
 </file>
 
 <file path=word/styles.xml><?xml version="1.0" encoding="utf-8"?>
-<w:styles xmlns:mc="http://schemas.openxmlformats.org/markup-compatibility/2006" xmlns:r="http://schemas.openxmlformats.org/officeDocument/2006/relationships" xmlns:w="http://schemas.openxmlformats.org/wordprocessingml/2006/main" xmlns:w14="http://schemas.microsoft.com/office/word/2010/wordml" xmlns:w15="http://schemas.microsoft.com/office/word/2012/wordml" xmlns:w16cex="http://schemas.microsoft.com/office/word/2018/wordml/cex" xmlns:w16cid="http://schemas.microsoft.com/office/word/2016/wordml/cid" xmlns:w16="http://schemas.microsoft.com/office/word/2018/wordml" xmlns:w16sdtdh="http://schemas.microsoft.com/office/word/2020/wordml/sdtdatahash" xmlns:w16se="http://schemas.microsoft.com/office/word/2015/wordml/symex" mc:Ignorable="w14 w15 w16se w16cid w16 w16cex w16sdtdh">
+<w:styles xmlns:mc="http://schemas.openxmlformats.org/markup-compatibility/2006" xmlns:r="http://schemas.openxmlformats.org/officeDocument/2006/relationships" xmlns:w="http://schemas.openxmlformats.org/wordprocessingml/2006/main" xmlns:w14="http://schemas.microsoft.com/office/word/2010/wordml" xmlns:w15="http://schemas.microsoft.com/office/word/2012/wordml" xmlns:w16cex="http://schemas.microsoft.com/office/word/2018/wordml/cex" xmlns:w16cid="http://schemas.microsoft.com/office/word/2016/wordml/cid" xmlns:w16="http://schemas.microsoft.com/office/word/2018/wordml" xmlns:w16du="http://schemas.microsoft.com/office/word/2023/wordml/word16du" xmlns:w16sdtdh="http://schemas.microsoft.com/office/word/2020/wordml/sdtdatahash" xmlns:w16sdtfl="http://schemas.microsoft.com/office/word/2024/wordml/sdtformatlock" xmlns:w16se="http://schemas.microsoft.com/office/word/2015/wordml/symex" mc:Ignorable="w14 w15 w16se w16cid w16 w16cex w16sdtdh w16sdtfl w16du">
   <w:docDefaults>
     <w:rPrDefault>
       <w:rPr>
